--- a/wzory/04-Zadanie-dokonania-wpisu-WZOR.docx
+++ b/wzory/04-Zadanie-dokonania-wpisu-WZOR.docx
@@ -99,7 +99,7 @@
                 <w:sz w:val="24"/>
                 <w:u w:val="none"/>
               </w:rPr>
-              <w:t xml:space="preserve">Kancelaria Notarialna Notariusza </w:t>
+              <w:t xml:space="preserve">Kancelaria Notarialna, notariusz: </w:t>
             </w:r>
             <w:r>
               <w:rPr>
@@ -109,7 +109,7 @@
                 <w:sz w:val="24"/>
                 <w:u w:val="none"/>
               </w:rPr>
-              <w:t>{{notariusz_dopelniacz}}</w:t>
+              <w:t>{{notariusz_mianownik}}</w:t>
             </w:r>
           </w:p>
           <w:p>
@@ -430,7 +430,7 @@
           <w:sz w:val="24"/>
           <w:u w:val="none"/>
         </w:rPr>
-        <w:t xml:space="preserve"> prosta spółka akcyjna z siedzibą w </w:t>
+        <w:t xml:space="preserve"> prosta spółka akcyjna, siedziba: </w:t>
       </w:r>
       <w:r>
         <w:rPr>
@@ -440,7 +440,7 @@
           <w:sz w:val="24"/>
           <w:u w:val="none"/>
         </w:rPr>
-        <w:t>{{spolka_siedziba_miejscownik}}</w:t>
+        <w:t>{{spolka_siedziba_mianownik}}</w:t>
       </w:r>
       <w:r>
         <w:rPr>
@@ -893,27 +893,7 @@
           <w:sz w:val="24"/>
           <w:u w:val="none"/>
         </w:rPr>
-        <w:t xml:space="preserve">Ja, niżej </w:t>
-      </w:r>
-      <w:r>
-        <w:rPr>
-          <w:rFonts w:ascii="Times New Roman" w:hAnsi="Times New Roman"/>
-          <w:b w:val="0"/>
-          <w:i w:val="0"/>
-          <w:sz w:val="24"/>
-          <w:u w:val="none"/>
-        </w:rPr>
-        <w:t>{{zgadzajacy_podpisany}}</w:t>
-      </w:r>
-      <w:r>
-        <w:rPr>
-          <w:rFonts w:ascii="Times New Roman" w:hAnsi="Times New Roman"/>
-          <w:b w:val="0"/>
-          <w:i w:val="0"/>
-          <w:sz w:val="24"/>
-          <w:u w:val="none"/>
-        </w:rPr>
-        <w:t xml:space="preserve"> </w:t>
+        <w:t xml:space="preserve">Ja, niżej podpisana/podpisany: </w:t>
       </w:r>
       <w:r>
         <w:rPr>
